--- a/MOU_Pengembangan_Payroll_Absensi_PT_Batu_Karang_Malang.docx
+++ b/MOU_Pengembangan_Payroll_Absensi_PT_Batu_Karang_Malang.docx
@@ -1,6 +1,6 @@
 
 <file path=word/document.xml><?xml version="1.0" encoding="utf-8"?>
-<w:document xmlns:wpc="http://schemas.microsoft.com/office/word/2010/wordprocessingCanvas" xmlns:cx="http://schemas.microsoft.com/office/drawing/2014/chartex" xmlns:cx1="http://schemas.microsoft.com/office/drawing/2015/9/8/chartex" xmlns:cx2="http://schemas.microsoft.com/office/drawing/2015/10/21/chartex" xmlns:cx3="http://schemas.microsoft.com/office/drawing/2016/5/9/chartex" xmlns:cx4="http://schemas.microsoft.com/office/drawing/2016/5/10/chartex" xmlns:cx5="http://schemas.microsoft.com/office/drawing/2016/5/11/chartex" xmlns:cx6="http://schemas.microsoft.com/office/drawing/2016/5/12/chartex" xmlns:cx7="http://schemas.microsoft.com/office/drawing/2016/5/13/chartex" xmlns:cx8="http://schemas.microsoft.com/office/drawing/2016/5/14/chartex" xmlns:mc="http://schemas.openxmlformats.org/markup-compatibility/2006" xmlns:aink="http://schemas.microsoft.com/office/drawing/2016/ink" xmlns:am3d="http://schemas.microsoft.com/office/drawing/2017/model3d" xmlns:o="urn:schemas-microsoft-com:office:office" xmlns:r="http://schemas.openxmlformats.org/officeDocument/2006/relationships" xmlns:m="http://schemas.openxmlformats.org/officeDocument/2006/math" xmlns:v="urn:schemas-microsoft-com:vml" xmlns:wp14="http://schemas.microsoft.com/office/word/2010/wordprocessingDrawing" xmlns:wp="http://schemas.openxmlformats.org/drawingml/2006/wordprocessingDrawing" xmlns:w10="urn:schemas-microsoft-com:office:word" xmlns:w="http://schemas.openxmlformats.org/wordprocessingml/2006/main" xmlns:w14="http://schemas.microsoft.com/office/word/2010/wordml" xmlns:w15="http://schemas.microsoft.com/office/word/2012/wordml" xmlns:w16cex="http://schemas.microsoft.com/office/word/2018/wordml/cex" xmlns:w16cid="http://schemas.microsoft.com/office/word/2016/wordml/cid" xmlns:w16="http://schemas.microsoft.com/office/word/2018/wordml" xmlns:w16sdtdh="http://schemas.microsoft.com/office/word/2020/wordml/sdtdatahash" xmlns:w16se="http://schemas.microsoft.com/office/word/2015/wordml/symex" xmlns:wpg="http://schemas.microsoft.com/office/word/2010/wordprocessingGroup" xmlns:wpi="http://schemas.microsoft.com/office/word/2010/wordprocessingInk" xmlns:wne="http://schemas.microsoft.com/office/word/2006/wordml" xmlns:wps="http://schemas.microsoft.com/office/word/2010/wordprocessingShape" mc:Ignorable="w14 w15 w16se w16cid w16 w16cex w16sdtdh wp14">
+<w:document xmlns:wpc="http://schemas.microsoft.com/office/word/2010/wordprocessingCanvas" xmlns:cx="http://schemas.microsoft.com/office/drawing/2014/chartex" xmlns:cx1="http://schemas.microsoft.com/office/drawing/2015/9/8/chartex" xmlns:cx2="http://schemas.microsoft.com/office/drawing/2015/10/21/chartex" xmlns:cx3="http://schemas.microsoft.com/office/drawing/2016/5/9/chartex" xmlns:cx4="http://schemas.microsoft.com/office/drawing/2016/5/10/chartex" xmlns:cx5="http://schemas.microsoft.com/office/drawing/2016/5/11/chartex" xmlns:cx6="http://schemas.microsoft.com/office/drawing/2016/5/12/chartex" xmlns:cx7="http://schemas.microsoft.com/office/drawing/2016/5/13/chartex" xmlns:cx8="http://schemas.microsoft.com/office/drawing/2016/5/14/chartex" xmlns:mc="http://schemas.openxmlformats.org/markup-compatibility/2006" xmlns:aink="http://schemas.microsoft.com/office/drawing/2016/ink" xmlns:am3d="http://schemas.microsoft.com/office/drawing/2017/model3d" xmlns:o="urn:schemas-microsoft-com:office:office" xmlns:oel="http://schemas.microsoft.com/office/2019/extlst" xmlns:r="http://schemas.openxmlformats.org/officeDocument/2006/relationships" xmlns:m="http://schemas.openxmlformats.org/officeDocument/2006/math" xmlns:v="urn:schemas-microsoft-com:vml" xmlns:wp14="http://schemas.microsoft.com/office/word/2010/wordprocessingDrawing" xmlns:wp="http://schemas.openxmlformats.org/drawingml/2006/wordprocessingDrawing" xmlns:w10="urn:schemas-microsoft-com:office:word" xmlns:w="http://schemas.openxmlformats.org/wordprocessingml/2006/main" xmlns:w14="http://schemas.microsoft.com/office/word/2010/wordml" xmlns:w15="http://schemas.microsoft.com/office/word/2012/wordml" xmlns:w16cex="http://schemas.microsoft.com/office/word/2018/wordml/cex" xmlns:w16cid="http://schemas.microsoft.com/office/word/2016/wordml/cid" xmlns:w16="http://schemas.microsoft.com/office/word/2018/wordml" xmlns:w16sdtdh="http://schemas.microsoft.com/office/word/2020/wordml/sdtdatahash" xmlns:w16se="http://schemas.microsoft.com/office/word/2015/wordml/symex" xmlns:wpg="http://schemas.microsoft.com/office/word/2010/wordprocessingGroup" xmlns:wpi="http://schemas.microsoft.com/office/word/2010/wordprocessingInk" xmlns:wne="http://schemas.microsoft.com/office/word/2006/wordml" xmlns:wps="http://schemas.microsoft.com/office/word/2010/wordprocessingShape" mc:Ignorable="w14 w15 w16se w16cid w16 w16cex w16sdtdh wp14">
   <w:body>
     <w:p>
       <w:pPr>
@@ -39,15 +39,39 @@
         <w:jc w:val="center"/>
       </w:pPr>
       <w:r>
-        <w:t>Nomor: ______________________________</w:t>
+        <w:t xml:space="preserve">Nomor: </w:t>
+      </w:r>
+      <w:r>
+        <w:t>001/Mou /WebDevelopment/VIII/2026</w:t>
       </w:r>
     </w:p>
     <w:p>
       <w:r>
-        <w:t xml:space="preserve">Pada hari ini, __________ tanggal __________ bulan __________ tahun __________, telah dibuat dan disepakati Memorandum of </w:t>
+        <w:t xml:space="preserve">Pada hari ini, </w:t>
       </w:r>
       <w:r>
-        <w:t>Understanding (MOU) mengenai kerja sama pengembangan Aplikasi Payroll (Penggajian) &amp; Absensi Pabrik oleh dan antara:</w:t>
+        <w:t>Senin</w:t>
+      </w:r>
+      <w:r>
+        <w:t xml:space="preserve"> tanggal </w:t>
+      </w:r>
+      <w:r>
+        <w:t>03</w:t>
+      </w:r>
+      <w:r>
+        <w:t xml:space="preserve"> bulan </w:t>
+      </w:r>
+      <w:r>
+        <w:t>Agustus</w:t>
+      </w:r>
+      <w:r>
+        <w:t xml:space="preserve"> tahun </w:t>
+      </w:r>
+      <w:r>
+        <w:t>2026,</w:t>
+      </w:r>
+      <w:r>
+        <w:t xml:space="preserve"> telah dibuat dan disepakati Memorandum of Understanding (MOU) mengenai kerja sama pengembangan Aplikasi Payroll (Penggajian) &amp; Absensi Pabrik oleh dan antara:</w:t>
       </w:r>
     </w:p>
     <w:tbl>
@@ -99,18 +123,24 @@
           </w:tcPr>
           <w:p>
             <w:r>
-              <w:t>Nama: ______________________________</w:t>
+              <w:t xml:space="preserve">Nama: </w:t>
+            </w:r>
+            <w:r>
+              <w:t>Kevin Immanuel</w:t>
             </w:r>
             <w:r>
               <w:br/>
-              <w:t>Alamat: _____________________________</w:t>
+              <w:t xml:space="preserve">Alamat: </w:t>
+            </w:r>
+            <w:r>
+              <w:t>Perumahan New Ruby Land</w:t>
             </w:r>
             <w:r>
               <w:br/>
-              <w:t>No. Identitas: ______________________</w:t>
+              <w:t xml:space="preserve">No. Identitas: </w:t>
             </w:r>
             <w:r>
-              <w:t>_</w:t>
+              <w:t>3514022609050001</w:t>
             </w:r>
             <w:r>
               <w:br/>
@@ -129,11 +159,17 @@
             </w:r>
             <w:r>
               <w:br/>
-              <w:t>Nama/Jabatan: _______________________</w:t>
+              <w:t xml:space="preserve">Nama/Jabatan: </w:t>
+            </w:r>
+            <w:r>
+              <w:t>Ibu Tohana Fernandez/Manger Keuangan</w:t>
             </w:r>
             <w:r>
               <w:br/>
-              <w:t>Alamat: _____________________________</w:t>
+              <w:t xml:space="preserve">Alamat: </w:t>
+            </w:r>
+            <w:r>
+              <w:t>Parang Argo 153, Wagir Malang</w:t>
             </w:r>
             <w:r>
               <w:br/>
@@ -165,10 +201,7 @@
     </w:p>
     <w:p>
       <w:r>
-        <w:t>MOU ini menjadi dasar kesepahaman kerja sama antara PIHA</w:t>
-      </w:r>
-      <w:r>
-        <w:t>K PERTAMA dan PIHAK KEDUA dalam pengembangan aplikasi berbasis web untuk mendukung proses absensi, penggajian, pelaporan, dan administrasi payroll di lingkungan PT. Batu Karang Malang.</w:t>
+        <w:t>MOU ini menjadi dasar kesepahaman kerja sama antara PIHAK PERTAMA dan PIHAK KEDUA dalam pengembangan aplikasi berbasis web untuk mendukung proses absensi, penggajian, pelaporan, dan administrasi payroll di lingkungan PT. Batu Karang Malang.</w:t>
       </w:r>
     </w:p>
     <w:p>
@@ -193,10 +226,7 @@
     </w:p>
     <w:p>
       <w:r>
-        <w:t>PIHAK PERTAMA akan mengembangkan aplika</w:t>
-      </w:r>
-      <w:r>
-        <w:t>si sesuai Paket Professional (Paket 2), yang meliputi:</w:t>
+        <w:t>PIHAK PERTAMA akan mengembangkan aplikasi sesuai Paket Professional (Paket 2), yang meliputi:</w:t>
       </w:r>
     </w:p>
     <w:p>
@@ -224,10 +254,7 @@
         <w:t xml:space="preserve">• Absensi: </w:t>
       </w:r>
       <w:r>
-        <w:t>Import absensi dari Excel; import dari mesin fingerprint berdasarkan format yang disep</w:t>
-      </w:r>
-      <w:r>
-        <w:t>akati; rekap kehadiran; terlambat; pulang cepat; izin; sakit; cuti; alpha.</w:t>
+        <w:t>Import absensi dari Excel; import dari mesin fingerprint berdasarkan format yang disepakati; rekap kehadiran; terlambat; pulang cepat; izin; sakit; cuti; alpha.</w:t>
       </w:r>
     </w:p>
     <w:p>
@@ -255,10 +282,7 @@
         <w:t xml:space="preserve">• Lembur: </w:t>
       </w:r>
       <w:r>
-        <w:t>Perhitungan otomatis untuk hari kerja, weekend, dan hari libur nasional sesuai aturan perusahaan yang disepa</w:t>
-      </w:r>
-      <w:r>
-        <w:t>kati.</w:t>
+        <w:t>Perhitungan otomatis untuk hari kerja, weekend, dan hari libur nasional sesuai aturan perusahaan yang disepakati.</w:t>
       </w:r>
     </w:p>
     <w:p>
@@ -300,10 +324,7 @@
         <w:t xml:space="preserve">• Pajak: </w:t>
       </w:r>
       <w:r>
-        <w:t xml:space="preserve">Perhitungan PPh 21 berdasarkan ketentuan perpajakan yang berlaku pada </w:t>
-      </w:r>
-      <w:r>
-        <w:t>saat implementasi.</w:t>
+        <w:t>Perhitungan PPh 21 berdasarkan ketentuan perpajakan yang berlaku pada saat implementasi.</w:t>
       </w:r>
     </w:p>
     <w:p>
@@ -359,10 +380,7 @@
         <w:t xml:space="preserve">• Keamanan: </w:t>
       </w:r>
       <w:r>
-        <w:t xml:space="preserve">Login; role permission; audit log </w:t>
-      </w:r>
-      <w:r>
-        <w:t>perubahan data; backup database manual.</w:t>
+        <w:t>Login; role permission; audit log perubahan data; backup database manual.</w:t>
       </w:r>
     </w:p>
     <w:p>
@@ -431,10 +449,7 @@
         <w:ind w:left="283"/>
       </w:pPr>
       <w:r>
-        <w:t>Database t</w:t>
-      </w:r>
-      <w:r>
-        <w:t>erpusat.</w:t>
+        <w:t>Database terpusat.</w:t>
       </w:r>
     </w:p>
     <w:p>
@@ -447,10 +462,7 @@
     </w:p>
     <w:p>
       <w:r>
-        <w:t>Kebutuhan di luar ruang lingkup tersebut, termasuk multi cabang, jumlah karyawan melebihi batas, integrasi sistem lain, atau modul baru, akan dibahas dan disepakati secara terpisah dan dapat menyesuaikan biaya serta waktu pengerj</w:t>
-      </w:r>
-      <w:r>
-        <w:t>aan.</w:t>
+        <w:t>Kebutuhan di luar ruang lingkup tersebut, termasuk multi cabang, jumlah karyawan melebihi batas, integrasi sistem lain, atau modul baru, akan dibahas dan disepakati secara terpisah dan dapat menyesuaikan biaya serta waktu pengerjaan.</w:t>
       </w:r>
     </w:p>
     <w:p>
@@ -487,23 +499,45 @@
           <w:b/>
           <w:sz w:val="26"/>
         </w:rPr>
-        <w:t>Rp ______________________________________________</w:t>
+        <w:t>Rp</w:t>
+      </w:r>
+      <w:r>
+        <w:rPr>
+          <w:b/>
+          <w:sz w:val="26"/>
+        </w:rPr>
+        <w:t xml:space="preserve"> . 20.000.000</w:t>
       </w:r>
     </w:p>
     <w:p>
       <w:pPr>
-        <w:jc w:val="center"/>
+        <w:tabs>
+          <w:tab w:val="center" w:pos="4703"/>
+          <w:tab w:val="left" w:pos="7111"/>
+        </w:tabs>
       </w:pPr>
       <w:r>
-        <w:t>(________________________________________________ rupiah)</w:t>
+        <w:tab/>
+      </w:r>
+      <w:r>
+        <w:t>(</w:t>
+      </w:r>
+      <w:r>
+        <w:t xml:space="preserve"> Dua Puluh Juta R</w:t>
+      </w:r>
+      <w:r>
+        <w:t>upiah)</w:t>
+      </w:r>
+      <w:r>
+        <w:tab/>
+      </w:r>
+      <w:r>
+        <w:tab/>
       </w:r>
     </w:p>
     <w:p>
       <w:r>
-        <w:t>Nominal tersebut diisi dan disepakati oleh kedua belah pih</w:t>
-      </w:r>
-      <w:r>
-        <w:t>ak pada saat penandatanganan MOU. Apabila terdapat pekerjaan tambahan di luar ruang lingkup, nilainya akan disepakati secara tertulis.</w:t>
+        <w:t>Nominal tersebut diisi dan disepakati oleh kedua belah pihak pada saat penandatanganan MOU. Apabila terdapat pekerjaan tambahan di luar ruang lingkup, nilainya akan disepakati secara tertulis.</w:t>
       </w:r>
     </w:p>
     <w:p>
@@ -528,10 +562,7 @@
     </w:p>
     <w:p>
       <w:r>
-        <w:t>Estimasi pengerjaan Paket Professional adalah 1,5–2 (satu setengah sampai dua) bulan, ter</w:t>
-      </w:r>
-      <w:r>
-        <w:t>hitung sejak pembayaran uang muka diterima dan data/informasi yang diperlukan dari PIHAK KEDUA telah tersedia.</w:t>
+        <w:t>Estimasi pengerjaan Paket Professional adalah 1,5–2 (satu setengah sampai dua) bulan, terhitung sejak pembayaran uang muka diterima dan data/informasi yang diperlukan dari PIHAK KEDUA telah tersedia.</w:t>
       </w:r>
     </w:p>
     <w:p>
@@ -572,10 +603,7 @@
         <w:ind w:left="283"/>
       </w:pPr>
       <w:r>
-        <w:t xml:space="preserve">40% setelah modul utama </w:t>
-      </w:r>
-      <w:r>
-        <w:t>selesai dan memasuki tahap uji coba.</w:t>
+        <w:t>40% setelah modul utama selesai dan memasuki tahap uji coba.</w:t>
       </w:r>
     </w:p>
     <w:p>
@@ -619,10 +647,7 @@
         <w:ind w:left="283"/>
       </w:pPr>
       <w:r>
-        <w:t xml:space="preserve">Melakukan pengujian dan perbaikan bug yang </w:t>
-      </w:r>
-      <w:r>
-        <w:t>ditemukan dalam ruang lingkup pekerjaan.</w:t>
+        <w:t>Melakukan pengujian dan perbaikan bug yang ditemukan dalam ruang lingkup pekerjaan.</w:t>
       </w:r>
     </w:p>
     <w:p>
@@ -683,10 +708,7 @@
         <w:ind w:left="283"/>
       </w:pPr>
       <w:r>
-        <w:t>Melakukan pengujian dan memberikan konfirm</w:t>
-      </w:r>
-      <w:r>
-        <w:t>asi/masukan dalam proses pengembangan.</w:t>
+        <w:t>Melakukan pengujian dan memberikan konfirmasi/masukan dalam proses pengembangan.</w:t>
       </w:r>
     </w:p>
     <w:p>
@@ -719,10 +741,7 @@
     </w:p>
     <w:p>
       <w:r>
-        <w:t>PIHAK PERTAMA memberikan garansi maintenance dan perbaikan bug selama 3 (tiga) bulan sejak serah terima aplikasi. Garansi ber</w:t>
-      </w:r>
-      <w:r>
-        <w:t>laku untuk bug yang masih berada dalam ruang lingkup pekerjaan yang telah disepakati. Perubahan fitur, penambahan modul, perubahan alur bisnis, atau integrasi baru di luar ruang lingkup akan dianggap sebagai pekerjaan pengembangan lanjutan.</w:t>
+        <w:t>PIHAK PERTAMA memberikan garansi maintenance dan perbaikan bug selama 3 (tiga) bulan sejak serah terima aplikasi. Garansi berlaku untuk bug yang masih berada dalam ruang lingkup pekerjaan yang telah disepakati. Perubahan fitur, penambahan modul, perubahan alur bisnis, atau integrasi baru di luar ruang lingkup akan dianggap sebagai pekerjaan pengembangan lanjutan.</w:t>
       </w:r>
     </w:p>
     <w:p>
@@ -742,14 +761,7 @@
           <w:sz w:val="24"/>
         </w:rPr>
         <w:br/>
-        <w:t>PEKERJ</w:t>
-      </w:r>
-      <w:r>
-        <w:rPr>
-          <w:b/>
-          <w:sz w:val="24"/>
-        </w:rPr>
-        <w:t>AAN YANG TIDAK TERMASUK</w:t>
+        <w:t>PEKERJAAN YANG TIDAK TERMASUK</w:t>
       </w:r>
     </w:p>
     <w:p>
@@ -797,10 +809,7 @@
         <w:ind w:left="283"/>
       </w:pPr>
       <w:r>
-        <w:t xml:space="preserve">Perubahan atau penambahan fitur di luar </w:t>
-      </w:r>
-      <w:r>
-        <w:t>spesifikasi yang telah disepakati.</w:t>
+        <w:t>Perubahan atau penambahan fitur di luar spesifikasi yang telah disepakati.</w:t>
       </w:r>
     </w:p>
     <w:p>
@@ -825,10 +834,7 @@
     </w:p>
     <w:p>
       <w:r>
-        <w:t>Kedua belah pihak sepakat menjaga kerahasiaan data, informasi bisnis, data karyawan, data payroll, dan informasi teknis yang diperoleh selama kerja sama. Data perusahaan digunakan hanya untuk</w:t>
-      </w:r>
-      <w:r>
-        <w:t xml:space="preserve"> keperluan pelaksanaan proyek dan pengoperasian aplikasi sesuai kesepakatan.</w:t>
+        <w:t>Kedua belah pihak sepakat menjaga kerahasiaan data, informasi bisnis, data karyawan, data payroll, dan informasi teknis yang diperoleh selama kerja sama. Data perusahaan digunakan hanya untuk keperluan pelaksanaan proyek dan pengoperasian aplikasi sesuai kesepakatan.</w:t>
       </w:r>
     </w:p>
     <w:p>
@@ -853,10 +859,7 @@
     </w:p>
     <w:p>
       <w:r>
-        <w:t>Setiap perubahan atau penambahan ruang lingkup pekerjaan harus dibahas dan disetujui oleh kedua belah pihak. Perubahan tersebut dapat dituangkan d</w:t>
-      </w:r>
-      <w:r>
-        <w:t>alam dokumen tambahan atau kesepakatan tertulis yang menjadi bagian dari kerja sama ini.</w:t>
+        <w:t>Setiap perubahan atau penambahan ruang lingkup pekerjaan harus dibahas dan disetujui oleh kedua belah pihak. Perubahan tersebut dapat dituangkan dalam dokumen tambahan atau kesepakatan tertulis yang menjadi bagian dari kerja sama ini.</w:t>
       </w:r>
     </w:p>
     <w:p>
@@ -891,10 +894,7 @@
     </w:p>
     <w:p>
       <w:r>
-        <w:t>Apabila terjadi perselisihan, kedua belah pihak sepakat untuk menyelesaikannya terlebih dahulu melalui musyawarah untuk mufakat. Apa</w:t>
-      </w:r>
-      <w:r>
-        <w:t>bila tidak tercapai kesepakatan, penyelesaian selanjutnya dilakukan sesuai ketentuan hukum yang berlaku di Republik Indonesia.</w:t>
+        <w:t>Apabila terjadi perselisihan, kedua belah pihak sepakat untuk menyelesaikannya terlebih dahulu melalui musyawarah untuk mufakat. Apabila tidak tercapai kesepakatan, penyelesaian selanjutnya dilakukan sesuai ketentuan hukum yang berlaku di Republik Indonesia.</w:t>
       </w:r>
     </w:p>
     <w:p>
@@ -919,10 +919,7 @@
     </w:p>
     <w:p>
       <w:r>
-        <w:t>MOU ini dibuat dalam 2 (dua) rangkap yang mempunyai kekuatan dan kedudukan yang sama, masing-masing dipegang ole</w:t>
-      </w:r>
-      <w:r>
-        <w:t>h PIHAK PERTAMA dan PIHAK KEDUA. Dengan menandatangani dokumen ini, kedua belah pihak menyatakan telah membaca, memahami, dan menyetujui isi MOU serta ruang lingkup Paket Professional.</w:t>
+        <w:t>MOU ini dibuat dalam 2 (dua) rangkap yang mempunyai kekuatan dan kedudukan yang sama, masing-masing dipegang oleh PIHAK PERTAMA dan PIHAK KEDUA. Dengan menandatangani dokumen ini, kedua belah pihak menyatakan telah membaca, memahami, dan menyetujui isi MOU serta ruang lingkup Paket Professional.</w:t>
       </w:r>
     </w:p>
     <w:p/>
@@ -931,7 +928,10 @@
         <w:jc w:val="center"/>
       </w:pPr>
       <w:r>
-        <w:t>DITANDATANGANI DI: ______________________________</w:t>
+        <w:t xml:space="preserve">DITANDATANGANI DI: </w:t>
+      </w:r>
+      <w:r>
+        <w:t>PT.Batu Karang</w:t>
       </w:r>
       <w:r>
         <w:br/>
@@ -940,13 +940,13 @@
         <w:rPr>
           <w:b/>
         </w:rPr>
-        <w:t>TANGGAL: ___________</w:t>
+        <w:t xml:space="preserve">TANGGAL: </w:t>
       </w:r>
       <w:r>
         <w:rPr>
           <w:b/>
         </w:rPr>
-        <w:t>____________________________</w:t>
+        <w:t>03.08.2026</w:t>
       </w:r>
     </w:p>
     <w:p/>
@@ -1061,22 +1061,14 @@
             <w:tcW w:w="4252" w:type="dxa"/>
             <w:vAlign w:val="center"/>
           </w:tcPr>
-          <w:p>
-            <w:r>
-              <w:t>Materai Rp10.000 (jika diperlukan)</w:t>
-            </w:r>
-          </w:p>
+          <w:p/>
         </w:tc>
         <w:tc>
           <w:tcPr>
             <w:tcW w:w="4252" w:type="dxa"/>
             <w:vAlign w:val="center"/>
           </w:tcPr>
-          <w:p>
-            <w:r>
-              <w:t>Materai Rp10.000 (jika diperlukan)</w:t>
-            </w:r>
-          </w:p>
+          <w:p/>
         </w:tc>
       </w:tr>
       <w:tr>
@@ -1123,7 +1115,10 @@
           </w:tcPr>
           <w:p>
             <w:r>
-              <w:t>Nama: ______________________________</w:t>
+              <w:t xml:space="preserve">Nama: </w:t>
+            </w:r>
+            <w:r>
+              <w:t>Kevin Immanuel</w:t>
             </w:r>
           </w:p>
         </w:tc>
@@ -1137,11 +1132,14 @@
               <w:t xml:space="preserve">Nama: </w:t>
             </w:r>
             <w:r>
-              <w:t>______________________________</w:t>
+              <w:t>Ibu Yohana Fernandez</w:t>
             </w:r>
             <w:r>
               <w:br/>
-              <w:t>Jabatan: _____________________________</w:t>
+              <w:t xml:space="preserve">Jabatan: </w:t>
+            </w:r>
+            <w:r>
+              <w:t>Manager Keuangan</w:t>
             </w:r>
           </w:p>
         </w:tc>
@@ -1160,7 +1158,7 @@
 </file>
 
 <file path=word/endnotes.xml><?xml version="1.0" encoding="utf-8"?>
-<w:endnotes xmlns:wpc="http://schemas.microsoft.com/office/word/2010/wordprocessingCanvas" xmlns:cx="http://schemas.microsoft.com/office/drawing/2014/chartex" xmlns:cx1="http://schemas.microsoft.com/office/drawing/2015/9/8/chartex" xmlns:cx2="http://schemas.microsoft.com/office/drawing/2015/10/21/chartex" xmlns:cx3="http://schemas.microsoft.com/office/drawing/2016/5/9/chartex" xmlns:cx4="http://schemas.microsoft.com/office/drawing/2016/5/10/chartex" xmlns:cx5="http://schemas.microsoft.com/office/drawing/2016/5/11/chartex" xmlns:cx6="http://schemas.microsoft.com/office/drawing/2016/5/12/chartex" xmlns:cx7="http://schemas.microsoft.com/office/drawing/2016/5/13/chartex" xmlns:cx8="http://schemas.microsoft.com/office/drawing/2016/5/14/chartex" xmlns:mc="http://schemas.openxmlformats.org/markup-compatibility/2006" xmlns:aink="http://schemas.microsoft.com/office/drawing/2016/ink" xmlns:am3d="http://schemas.microsoft.com/office/drawing/2017/model3d" xmlns:o="urn:schemas-microsoft-com:office:office" xmlns:r="http://schemas.openxmlformats.org/officeDocument/2006/relationships" xmlns:m="http://schemas.openxmlformats.org/officeDocument/2006/math" xmlns:v="urn:schemas-microsoft-com:vml" xmlns:wp14="http://schemas.microsoft.com/office/word/2010/wordprocessingDrawing" xmlns:wp="http://schemas.openxmlformats.org/drawingml/2006/wordprocessingDrawing" xmlns:w10="urn:schemas-microsoft-com:office:word" xmlns:w="http://schemas.openxmlformats.org/wordprocessingml/2006/main" xmlns:w14="http://schemas.microsoft.com/office/word/2010/wordml" xmlns:w15="http://schemas.microsoft.com/office/word/2012/wordml" xmlns:w16cex="http://schemas.microsoft.com/office/word/2018/wordml/cex" xmlns:w16cid="http://schemas.microsoft.com/office/word/2016/wordml/cid" xmlns:w16="http://schemas.microsoft.com/office/word/2018/wordml" xmlns:w16sdtdh="http://schemas.microsoft.com/office/word/2020/wordml/sdtdatahash" xmlns:w16se="http://schemas.microsoft.com/office/word/2015/wordml/symex" xmlns:wpg="http://schemas.microsoft.com/office/word/2010/wordprocessingGroup" xmlns:wpi="http://schemas.microsoft.com/office/word/2010/wordprocessingInk" xmlns:wne="http://schemas.microsoft.com/office/word/2006/wordml" xmlns:wps="http://schemas.microsoft.com/office/word/2010/wordprocessingShape" mc:Ignorable="w14 w15 w16se w16cid w16 w16cex w16sdtdh wp14">
+<w:endnotes xmlns:wpc="http://schemas.microsoft.com/office/word/2010/wordprocessingCanvas" xmlns:cx="http://schemas.microsoft.com/office/drawing/2014/chartex" xmlns:cx1="http://schemas.microsoft.com/office/drawing/2015/9/8/chartex" xmlns:cx2="http://schemas.microsoft.com/office/drawing/2015/10/21/chartex" xmlns:cx3="http://schemas.microsoft.com/office/drawing/2016/5/9/chartex" xmlns:cx4="http://schemas.microsoft.com/office/drawing/2016/5/10/chartex" xmlns:cx5="http://schemas.microsoft.com/office/drawing/2016/5/11/chartex" xmlns:cx6="http://schemas.microsoft.com/office/drawing/2016/5/12/chartex" xmlns:cx7="http://schemas.microsoft.com/office/drawing/2016/5/13/chartex" xmlns:cx8="http://schemas.microsoft.com/office/drawing/2016/5/14/chartex" xmlns:mc="http://schemas.openxmlformats.org/markup-compatibility/2006" xmlns:aink="http://schemas.microsoft.com/office/drawing/2016/ink" xmlns:am3d="http://schemas.microsoft.com/office/drawing/2017/model3d" xmlns:o="urn:schemas-microsoft-com:office:office" xmlns:oel="http://schemas.microsoft.com/office/2019/extlst" xmlns:r="http://schemas.openxmlformats.org/officeDocument/2006/relationships" xmlns:m="http://schemas.openxmlformats.org/officeDocument/2006/math" xmlns:v="urn:schemas-microsoft-com:vml" xmlns:wp14="http://schemas.microsoft.com/office/word/2010/wordprocessingDrawing" xmlns:wp="http://schemas.openxmlformats.org/drawingml/2006/wordprocessingDrawing" xmlns:w10="urn:schemas-microsoft-com:office:word" xmlns:w="http://schemas.openxmlformats.org/wordprocessingml/2006/main" xmlns:w14="http://schemas.microsoft.com/office/word/2010/wordml" xmlns:w15="http://schemas.microsoft.com/office/word/2012/wordml" xmlns:w16cex="http://schemas.microsoft.com/office/word/2018/wordml/cex" xmlns:w16cid="http://schemas.microsoft.com/office/word/2016/wordml/cid" xmlns:w16="http://schemas.microsoft.com/office/word/2018/wordml" xmlns:w16sdtdh="http://schemas.microsoft.com/office/word/2020/wordml/sdtdatahash" xmlns:w16se="http://schemas.microsoft.com/office/word/2015/wordml/symex" xmlns:wpg="http://schemas.microsoft.com/office/word/2010/wordprocessingGroup" xmlns:wpi="http://schemas.microsoft.com/office/word/2010/wordprocessingInk" xmlns:wne="http://schemas.microsoft.com/office/word/2006/wordml" xmlns:wps="http://schemas.microsoft.com/office/word/2010/wordprocessingShape" mc:Ignorable="w14 w15 w16se w16cid w16 w16cex w16sdtdh wp14">
   <w:endnote w:type="separator" w:id="-1">
     <w:p>
       <w:pPr>
@@ -1185,7 +1183,7 @@
 </file>
 
 <file path=word/footer1.xml><?xml version="1.0" encoding="utf-8"?>
-<w:ftr xmlns:wpc="http://schemas.microsoft.com/office/word/2010/wordprocessingCanvas" xmlns:cx="http://schemas.microsoft.com/office/drawing/2014/chartex" xmlns:cx1="http://schemas.microsoft.com/office/drawing/2015/9/8/chartex" xmlns:cx2="http://schemas.microsoft.com/office/drawing/2015/10/21/chartex" xmlns:cx3="http://schemas.microsoft.com/office/drawing/2016/5/9/chartex" xmlns:cx4="http://schemas.microsoft.com/office/drawing/2016/5/10/chartex" xmlns:cx5="http://schemas.microsoft.com/office/drawing/2016/5/11/chartex" xmlns:cx6="http://schemas.microsoft.com/office/drawing/2016/5/12/chartex" xmlns:cx7="http://schemas.microsoft.com/office/drawing/2016/5/13/chartex" xmlns:cx8="http://schemas.microsoft.com/office/drawing/2016/5/14/chartex" xmlns:mc="http://schemas.openxmlformats.org/markup-compatibility/2006" xmlns:aink="http://schemas.microsoft.com/office/drawing/2016/ink" xmlns:am3d="http://schemas.microsoft.com/office/drawing/2017/model3d" xmlns:o="urn:schemas-microsoft-com:office:office" xmlns:r="http://schemas.openxmlformats.org/officeDocument/2006/relationships" xmlns:m="http://schemas.openxmlformats.org/officeDocument/2006/math" xmlns:v="urn:schemas-microsoft-com:vml" xmlns:wp14="http://schemas.microsoft.com/office/word/2010/wordprocessingDrawing" xmlns:wp="http://schemas.openxmlformats.org/drawingml/2006/wordprocessingDrawing" xmlns:w10="urn:schemas-microsoft-com:office:word" xmlns:w="http://schemas.openxmlformats.org/wordprocessingml/2006/main" xmlns:w14="http://schemas.microsoft.com/office/word/2010/wordml" xmlns:w15="http://schemas.microsoft.com/office/word/2012/wordml" xmlns:w16cex="http://schemas.microsoft.com/office/word/2018/wordml/cex" xmlns:w16cid="http://schemas.microsoft.com/office/word/2016/wordml/cid" xmlns:w16="http://schemas.microsoft.com/office/word/2018/wordml" xmlns:w16sdtdh="http://schemas.microsoft.com/office/word/2020/wordml/sdtdatahash" xmlns:w16se="http://schemas.microsoft.com/office/word/2015/wordml/symex" xmlns:wpg="http://schemas.microsoft.com/office/word/2010/wordprocessingGroup" xmlns:wpi="http://schemas.microsoft.com/office/word/2010/wordprocessingInk" xmlns:wne="http://schemas.microsoft.com/office/word/2006/wordml" xmlns:wps="http://schemas.microsoft.com/office/word/2010/wordprocessingShape" mc:Ignorable="w14 w15 w16se w16cid w16 w16cex w16sdtdh wp14">
+<w:ftr xmlns:wpc="http://schemas.microsoft.com/office/word/2010/wordprocessingCanvas" xmlns:cx="http://schemas.microsoft.com/office/drawing/2014/chartex" xmlns:cx1="http://schemas.microsoft.com/office/drawing/2015/9/8/chartex" xmlns:cx2="http://schemas.microsoft.com/office/drawing/2015/10/21/chartex" xmlns:cx3="http://schemas.microsoft.com/office/drawing/2016/5/9/chartex" xmlns:cx4="http://schemas.microsoft.com/office/drawing/2016/5/10/chartex" xmlns:cx5="http://schemas.microsoft.com/office/drawing/2016/5/11/chartex" xmlns:cx6="http://schemas.microsoft.com/office/drawing/2016/5/12/chartex" xmlns:cx7="http://schemas.microsoft.com/office/drawing/2016/5/13/chartex" xmlns:cx8="http://schemas.microsoft.com/office/drawing/2016/5/14/chartex" xmlns:mc="http://schemas.openxmlformats.org/markup-compatibility/2006" xmlns:aink="http://schemas.microsoft.com/office/drawing/2016/ink" xmlns:am3d="http://schemas.microsoft.com/office/drawing/2017/model3d" xmlns:o="urn:schemas-microsoft-com:office:office" xmlns:oel="http://schemas.microsoft.com/office/2019/extlst" xmlns:r="http://schemas.openxmlformats.org/officeDocument/2006/relationships" xmlns:m="http://schemas.openxmlformats.org/officeDocument/2006/math" xmlns:v="urn:schemas-microsoft-com:vml" xmlns:wp14="http://schemas.microsoft.com/office/word/2010/wordprocessingDrawing" xmlns:wp="http://schemas.openxmlformats.org/drawingml/2006/wordprocessingDrawing" xmlns:w10="urn:schemas-microsoft-com:office:word" xmlns:w="http://schemas.openxmlformats.org/wordprocessingml/2006/main" xmlns:w14="http://schemas.microsoft.com/office/word/2010/wordml" xmlns:w15="http://schemas.microsoft.com/office/word/2012/wordml" xmlns:w16cex="http://schemas.microsoft.com/office/word/2018/wordml/cex" xmlns:w16cid="http://schemas.microsoft.com/office/word/2016/wordml/cid" xmlns:w16="http://schemas.microsoft.com/office/word/2018/wordml" xmlns:w16sdtdh="http://schemas.microsoft.com/office/word/2020/wordml/sdtdatahash" xmlns:w16se="http://schemas.microsoft.com/office/word/2015/wordml/symex" xmlns:wpg="http://schemas.microsoft.com/office/word/2010/wordprocessingGroup" xmlns:wpi="http://schemas.microsoft.com/office/word/2010/wordprocessingInk" xmlns:wne="http://schemas.microsoft.com/office/word/2006/wordml" xmlns:wps="http://schemas.microsoft.com/office/word/2010/wordprocessingShape" mc:Ignorable="w14 w15 w16se w16cid w16 w16cex w16sdtdh wp14">
   <w:p>
     <w:pPr>
       <w:pStyle w:val="Footer"/>
@@ -1202,7 +1200,7 @@
 </file>
 
 <file path=word/footnotes.xml><?xml version="1.0" encoding="utf-8"?>
-<w:footnotes xmlns:wpc="http://schemas.microsoft.com/office/word/2010/wordprocessingCanvas" xmlns:cx="http://schemas.microsoft.com/office/drawing/2014/chartex" xmlns:cx1="http://schemas.microsoft.com/office/drawing/2015/9/8/chartex" xmlns:cx2="http://schemas.microsoft.com/office/drawing/2015/10/21/chartex" xmlns:cx3="http://schemas.microsoft.com/office/drawing/2016/5/9/chartex" xmlns:cx4="http://schemas.microsoft.com/office/drawing/2016/5/10/chartex" xmlns:cx5="http://schemas.microsoft.com/office/drawing/2016/5/11/chartex" xmlns:cx6="http://schemas.microsoft.com/office/drawing/2016/5/12/chartex" xmlns:cx7="http://schemas.microsoft.com/office/drawing/2016/5/13/chartex" xmlns:cx8="http://schemas.microsoft.com/office/drawing/2016/5/14/chartex" xmlns:mc="http://schemas.openxmlformats.org/markup-compatibility/2006" xmlns:aink="http://schemas.microsoft.com/office/drawing/2016/ink" xmlns:am3d="http://schemas.microsoft.com/office/drawing/2017/model3d" xmlns:o="urn:schemas-microsoft-com:office:office" xmlns:r="http://schemas.openxmlformats.org/officeDocument/2006/relationships" xmlns:m="http://schemas.openxmlformats.org/officeDocument/2006/math" xmlns:v="urn:schemas-microsoft-com:vml" xmlns:wp14="http://schemas.microsoft.com/office/word/2010/wordprocessingDrawing" xmlns:wp="http://schemas.openxmlformats.org/drawingml/2006/wordprocessingDrawing" xmlns:w10="urn:schemas-microsoft-com:office:word" xmlns:w="http://schemas.openxmlformats.org/wordprocessingml/2006/main" xmlns:w14="http://schemas.microsoft.com/office/word/2010/wordml" xmlns:w15="http://schemas.microsoft.com/office/word/2012/wordml" xmlns:w16cex="http://schemas.microsoft.com/office/word/2018/wordml/cex" xmlns:w16cid="http://schemas.microsoft.com/office/word/2016/wordml/cid" xmlns:w16="http://schemas.microsoft.com/office/word/2018/wordml" xmlns:w16sdtdh="http://schemas.microsoft.com/office/word/2020/wordml/sdtdatahash" xmlns:w16se="http://schemas.microsoft.com/office/word/2015/wordml/symex" xmlns:wpg="http://schemas.microsoft.com/office/word/2010/wordprocessingGroup" xmlns:wpi="http://schemas.microsoft.com/office/word/2010/wordprocessingInk" xmlns:wne="http://schemas.microsoft.com/office/word/2006/wordml" xmlns:wps="http://schemas.microsoft.com/office/word/2010/wordprocessingShape" mc:Ignorable="w14 w15 w16se w16cid w16 w16cex w16sdtdh wp14">
+<w:footnotes xmlns:wpc="http://schemas.microsoft.com/office/word/2010/wordprocessingCanvas" xmlns:cx="http://schemas.microsoft.com/office/drawing/2014/chartex" xmlns:cx1="http://schemas.microsoft.com/office/drawing/2015/9/8/chartex" xmlns:cx2="http://schemas.microsoft.com/office/drawing/2015/10/21/chartex" xmlns:cx3="http://schemas.microsoft.com/office/drawing/2016/5/9/chartex" xmlns:cx4="http://schemas.microsoft.com/office/drawing/2016/5/10/chartex" xmlns:cx5="http://schemas.microsoft.com/office/drawing/2016/5/11/chartex" xmlns:cx6="http://schemas.microsoft.com/office/drawing/2016/5/12/chartex" xmlns:cx7="http://schemas.microsoft.com/office/drawing/2016/5/13/chartex" xmlns:cx8="http://schemas.microsoft.com/office/drawing/2016/5/14/chartex" xmlns:mc="http://schemas.openxmlformats.org/markup-compatibility/2006" xmlns:aink="http://schemas.microsoft.com/office/drawing/2016/ink" xmlns:am3d="http://schemas.microsoft.com/office/drawing/2017/model3d" xmlns:o="urn:schemas-microsoft-com:office:office" xmlns:oel="http://schemas.microsoft.com/office/2019/extlst" xmlns:r="http://schemas.openxmlformats.org/officeDocument/2006/relationships" xmlns:m="http://schemas.openxmlformats.org/officeDocument/2006/math" xmlns:v="urn:schemas-microsoft-com:vml" xmlns:wp14="http://schemas.microsoft.com/office/word/2010/wordprocessingDrawing" xmlns:wp="http://schemas.openxmlformats.org/drawingml/2006/wordprocessingDrawing" xmlns:w10="urn:schemas-microsoft-com:office:word" xmlns:w="http://schemas.openxmlformats.org/wordprocessingml/2006/main" xmlns:w14="http://schemas.microsoft.com/office/word/2010/wordml" xmlns:w15="http://schemas.microsoft.com/office/word/2012/wordml" xmlns:w16cex="http://schemas.microsoft.com/office/word/2018/wordml/cex" xmlns:w16cid="http://schemas.microsoft.com/office/word/2016/wordml/cid" xmlns:w16="http://schemas.microsoft.com/office/word/2018/wordml" xmlns:w16sdtdh="http://schemas.microsoft.com/office/word/2020/wordml/sdtdatahash" xmlns:w16se="http://schemas.microsoft.com/office/word/2015/wordml/symex" xmlns:wpg="http://schemas.microsoft.com/office/word/2010/wordprocessingGroup" xmlns:wpi="http://schemas.microsoft.com/office/word/2010/wordprocessingInk" xmlns:wne="http://schemas.microsoft.com/office/word/2006/wordml" xmlns:wps="http://schemas.microsoft.com/office/word/2010/wordprocessingShape" mc:Ignorable="w14 w15 w16se w16cid w16 w16cex w16sdtdh wp14">
   <w:footnote w:type="separator" w:id="-1">
     <w:p>
       <w:pPr>
@@ -1227,7 +1225,7 @@
 </file>
 
 <file path=word/numbering.xml><?xml version="1.0" encoding="utf-8"?>
-<w:numbering xmlns:wpc="http://schemas.microsoft.com/office/word/2010/wordprocessingCanvas" xmlns:cx="http://schemas.microsoft.com/office/drawing/2014/chartex" xmlns:cx1="http://schemas.microsoft.com/office/drawing/2015/9/8/chartex" xmlns:cx2="http://schemas.microsoft.com/office/drawing/2015/10/21/chartex" xmlns:cx3="http://schemas.microsoft.com/office/drawing/2016/5/9/chartex" xmlns:cx4="http://schemas.microsoft.com/office/drawing/2016/5/10/chartex" xmlns:cx5="http://schemas.microsoft.com/office/drawing/2016/5/11/chartex" xmlns:cx6="http://schemas.microsoft.com/office/drawing/2016/5/12/chartex" xmlns:cx7="http://schemas.microsoft.com/office/drawing/2016/5/13/chartex" xmlns:cx8="http://schemas.microsoft.com/office/drawing/2016/5/14/chartex" xmlns:mc="http://schemas.openxmlformats.org/markup-compatibility/2006" xmlns:aink="http://schemas.microsoft.com/office/drawing/2016/ink" xmlns:am3d="http://schemas.microsoft.com/office/drawing/2017/model3d" xmlns:o="urn:schemas-microsoft-com:office:office" xmlns:r="http://schemas.openxmlformats.org/officeDocument/2006/relationships" xmlns:m="http://schemas.openxmlformats.org/officeDocument/2006/math" xmlns:v="urn:schemas-microsoft-com:vml" xmlns:wp14="http://schemas.microsoft.com/office/word/2010/wordprocessingDrawing" xmlns:wp="http://schemas.openxmlformats.org/drawingml/2006/wordprocessingDrawing" xmlns:w10="urn:schemas-microsoft-com:office:word" xmlns:w="http://schemas.openxmlformats.org/wordprocessingml/2006/main" xmlns:w14="http://schemas.microsoft.com/office/word/2010/wordml" xmlns:w15="http://schemas.microsoft.com/office/word/2012/wordml" xmlns:w16cex="http://schemas.microsoft.com/office/word/2018/wordml/cex" xmlns:w16cid="http://schemas.microsoft.com/office/word/2016/wordml/cid" xmlns:w16="http://schemas.microsoft.com/office/word/2018/wordml" xmlns:w16sdtdh="http://schemas.microsoft.com/office/word/2020/wordml/sdtdatahash" xmlns:w16se="http://schemas.microsoft.com/office/word/2015/wordml/symex" xmlns:wpg="http://schemas.microsoft.com/office/word/2010/wordprocessingGroup" xmlns:wpi="http://schemas.microsoft.com/office/word/2010/wordprocessingInk" xmlns:wne="http://schemas.microsoft.com/office/word/2006/wordml" xmlns:wps="http://schemas.microsoft.com/office/word/2010/wordprocessingShape" mc:Ignorable="w14 w15 w16se w16cid w16 w16cex w16sdtdh wp14">
+<w:numbering xmlns:wpc="http://schemas.microsoft.com/office/word/2010/wordprocessingCanvas" xmlns:cx="http://schemas.microsoft.com/office/drawing/2014/chartex" xmlns:cx1="http://schemas.microsoft.com/office/drawing/2015/9/8/chartex" xmlns:cx2="http://schemas.microsoft.com/office/drawing/2015/10/21/chartex" xmlns:cx3="http://schemas.microsoft.com/office/drawing/2016/5/9/chartex" xmlns:cx4="http://schemas.microsoft.com/office/drawing/2016/5/10/chartex" xmlns:cx5="http://schemas.microsoft.com/office/drawing/2016/5/11/chartex" xmlns:cx6="http://schemas.microsoft.com/office/drawing/2016/5/12/chartex" xmlns:cx7="http://schemas.microsoft.com/office/drawing/2016/5/13/chartex" xmlns:cx8="http://schemas.microsoft.com/office/drawing/2016/5/14/chartex" xmlns:mc="http://schemas.openxmlformats.org/markup-compatibility/2006" xmlns:aink="http://schemas.microsoft.com/office/drawing/2016/ink" xmlns:am3d="http://schemas.microsoft.com/office/drawing/2017/model3d" xmlns:o="urn:schemas-microsoft-com:office:office" xmlns:oel="http://schemas.microsoft.com/office/2019/extlst" xmlns:r="http://schemas.openxmlformats.org/officeDocument/2006/relationships" xmlns:m="http://schemas.openxmlformats.org/officeDocument/2006/math" xmlns:v="urn:schemas-microsoft-com:vml" xmlns:wp14="http://schemas.microsoft.com/office/word/2010/wordprocessingDrawing" xmlns:wp="http://schemas.openxmlformats.org/drawingml/2006/wordprocessingDrawing" xmlns:w10="urn:schemas-microsoft-com:office:word" xmlns:w="http://schemas.openxmlformats.org/wordprocessingml/2006/main" xmlns:w14="http://schemas.microsoft.com/office/word/2010/wordml" xmlns:w15="http://schemas.microsoft.com/office/word/2012/wordml" xmlns:w16cex="http://schemas.microsoft.com/office/word/2018/wordml/cex" xmlns:w16cid="http://schemas.microsoft.com/office/word/2016/wordml/cid" xmlns:w16="http://schemas.microsoft.com/office/word/2018/wordml" xmlns:w16sdtdh="http://schemas.microsoft.com/office/word/2020/wordml/sdtdatahash" xmlns:w16se="http://schemas.microsoft.com/office/word/2015/wordml/symex" xmlns:wpg="http://schemas.microsoft.com/office/word/2010/wordprocessingGroup" xmlns:wpi="http://schemas.microsoft.com/office/word/2010/wordprocessingInk" xmlns:wne="http://schemas.microsoft.com/office/word/2006/wordml" xmlns:wps="http://schemas.microsoft.com/office/word/2010/wordprocessingShape" mc:Ignorable="w14 w15 w16se w16cid w16 w16cex w16sdtdh wp14">
   <w:abstractNum w:abstractNumId="0" w15:restartNumberingAfterBreak="0">
     <w:nsid w:val="FFFFFF7C"/>
     <w:multiLevelType w:val="singleLevel"/>
@@ -1399,31 +1397,31 @@
       </w:rPr>
     </w:lvl>
   </w:abstractNum>
-  <w:num w:numId="1">
+  <w:num w:numId="1" w16cid:durableId="258955038">
     <w:abstractNumId w:val="8"/>
   </w:num>
-  <w:num w:numId="2">
+  <w:num w:numId="2" w16cid:durableId="2046755340">
     <w:abstractNumId w:val="6"/>
   </w:num>
-  <w:num w:numId="3">
+  <w:num w:numId="3" w16cid:durableId="1846360790">
     <w:abstractNumId w:val="5"/>
   </w:num>
-  <w:num w:numId="4">
+  <w:num w:numId="4" w16cid:durableId="1065497255">
     <w:abstractNumId w:val="4"/>
   </w:num>
-  <w:num w:numId="5">
+  <w:num w:numId="5" w16cid:durableId="1918436233">
     <w:abstractNumId w:val="7"/>
   </w:num>
-  <w:num w:numId="6">
+  <w:num w:numId="6" w16cid:durableId="316035108">
     <w:abstractNumId w:val="3"/>
   </w:num>
-  <w:num w:numId="7">
+  <w:num w:numId="7" w16cid:durableId="440953884">
     <w:abstractNumId w:val="2"/>
   </w:num>
-  <w:num w:numId="8">
+  <w:num w:numId="8" w16cid:durableId="813526268">
     <w:abstractNumId w:val="1"/>
   </w:num>
-  <w:num w:numId="9">
+  <w:num w:numId="9" w16cid:durableId="243490391">
     <w:abstractNumId w:val="0"/>
   </w:num>
 </w:numbering>
@@ -1714,11 +1712,6 @@
     <w:lsdException w:name="Book Title" w:uiPriority="33" w:qFormat="1"/>
     <w:lsdException w:name="Bibliography" w:semiHidden="1" w:uiPriority="37" w:unhideWhenUsed="1"/>
     <w:lsdException w:name="TOC Heading" w:semiHidden="1" w:uiPriority="39" w:unhideWhenUsed="1" w:qFormat="1"/>
-    <w:lsdException w:name="Plain Table 5" w:semiHidden="1" w:unhideWhenUsed="1"/>
-    <w:lsdException w:name="Grid Table Light" w:semiHidden="1" w:unhideWhenUsed="1"/>
-    <w:lsdException w:name="Grid Table 1 Light" w:semiHidden="1" w:unhideWhenUsed="1"/>
-    <w:lsdException w:name="Grid Table 2" w:semiHidden="1" w:unhideWhenUsed="1"/>
-    <w:lsdException w:name="Grid Table 3" w:semiHidden="1" w:unhideWhenUsed="1"/>
     <w:lsdException w:name="Grid Table 4" w:uiPriority="49"/>
     <w:lsdException w:name="Grid Table 5 Dark" w:uiPriority="50"/>
     <w:lsdException w:name="Grid Table 6 Colorful" w:uiPriority="51"/>

--- a/MOU_Pengembangan_Payroll_Absensi_PT_Batu_Karang_Malang.docx
+++ b/MOU_Pengembangan_Payroll_Absensi_PT_Batu_Karang_Malang.docx
@@ -409,7 +409,13 @@
         <w:ind w:left="283"/>
       </w:pPr>
       <w:r>
-        <w:t>Maksimal 500 data karyawan.</w:t>
+        <w:t xml:space="preserve">Maksimal </w:t>
+      </w:r>
+      <w:r>
+        <w:t>500</w:t>
+      </w:r>
+      <w:r>
+        <w:t xml:space="preserve"> data karyawan.</w:t>
       </w:r>
     </w:p>
     <w:p>
